--- a/docs/v2/cases/cs11_equifax_breach.docx
+++ b/docs/v2/cases/cs11_equifax_breach.docx
@@ -31,7 +31,7 @@
         <w:pStyle w:val="Date"/>
       </w:pPr>
       <w:r>
-        <w:t xml:space="preserve">2026-07-09</w:t>
+        <w:t xml:space="preserve">2026-08-20</w:t>
       </w:r>
     </w:p>
     <w:p>

--- a/docs/v2/cases/cs11_equifax_breach.docx
+++ b/docs/v2/cases/cs11_equifax_breach.docx
@@ -31,7 +31,7 @@
         <w:pStyle w:val="Date"/>
       </w:pPr>
       <w:r>
-        <w:t xml:space="preserve">2026-08-20</w:t>
+        <w:t xml:space="preserve">2026-08-21</w:t>
       </w:r>
     </w:p>
     <w:p>
@@ -779,6 +779,14 @@
       </w:pPr>
       <w:r>
         <w:t xml:space="preserve">One open door lets an attacker in. It should not let them reach everything, stay for months, and leave with half a country’s identities. That it did is a story of missing layers — each one a safeguard that, had it existed, would have shrunk the disaster. Walk the attack past the defenses that should have met it:</w:t>
+      </w:r>
+    </w:p>
+    <w:p>
+      <w:pPr>
+        <w:pStyle w:val="TableCaption"/>
+      </w:pPr>
+      <w:r>
+        <w:t xml:space="preserve">Each stage of the Equifax attack, the defense that should have stopped it, and what Equifax actually had.</w:t>
       </w:r>
     </w:p>
     <w:tbl>
@@ -787,6 +795,7 @@
         <w:tblW w:type="pct" w:w="5000"/>
         <w:tblLayout w:type="fixed"/>
         <w:tblLook w:firstRow="1" w:lastRow="0" w:firstColumn="0" w:lastColumn="0" w:noHBand="0" w:noVBand="0" w:val="0020"/>
+        <w:tblCaption w:val="Each stage of the Equifax attack, the defense that should have stopped it, and what Equifax actually had."/>
       </w:tblPr>
       <w:tblGrid>
         <w:gridCol w:w="2640"/>
